--- a/Devops Docs/D6_Group 10D6_DO-21.docx
+++ b/Devops Docs/D6_Group 10D6_DO-21.docx
@@ -1046,58 +1046,21 @@
           <w:rFonts w:ascii="Times New Roman" w:hAnsi="Times New Roman" w:cs="Times New Roman"/>
           <w:b/>
         </w:rPr>
-        <w:t xml:space="preserve">3.2. </w:t>
-      </w:r>
-      <w:r>
-        <w:rPr>
-          <w:rFonts w:ascii="Times New Roman" w:hAnsi="Times New Roman" w:cs="Times New Roman"/>
-          <w:b/>
-        </w:rPr>
-        <w:t>Reports / Dashbo</w:t>
-      </w:r>
-      <w:r>
-        <w:rPr>
-          <w:rFonts w:ascii="Times New Roman" w:hAnsi="Times New Roman" w:cs="Times New Roman"/>
-          <w:b/>
-        </w:rPr>
-        <w:t>ar</w:t>
-      </w:r>
-      <w:r>
-        <w:rPr>
-          <w:rFonts w:ascii="Times New Roman" w:hAnsi="Times New Roman" w:cs="Times New Roman"/>
-          <w:b/>
-        </w:rPr>
-        <w:t>ds</w:t>
-      </w:r>
-      <w:r>
-        <w:rPr>
-          <w:rFonts w:ascii="Times New Roman" w:hAnsi="Times New Roman" w:cs="Times New Roman"/>
-          <w:b/>
-        </w:rPr>
-        <w:t xml:space="preserve"> </w:t>
-      </w:r>
-      <w:r>
-        <w:rPr>
-          <w:rFonts w:ascii="Times New Roman" w:hAnsi="Times New Roman" w:cs="Times New Roman"/>
-          <w:b/>
-        </w:rPr>
-        <w:t>/ Models</w:t>
-      </w:r>
-    </w:p>
-    <w:p>
-      <w:pPr>
-        <w:ind w:left="720"/>
-        <w:rPr>
-          <w:rFonts w:ascii="Times New Roman" w:hAnsi="Times New Roman" w:cs="Times New Roman"/>
-          <w:b/>
-        </w:rPr>
-      </w:pPr>
-      <w:r>
-        <w:rPr>
-          <w:rFonts w:ascii="Times New Roman" w:hAnsi="Times New Roman" w:cs="Times New Roman"/>
-          <w:b/>
-        </w:rPr>
-        <w:t>3.3. Key Outcomes</w:t>
+        <w:t>3.</w:t>
+      </w:r>
+      <w:r>
+        <w:rPr>
+          <w:rFonts w:ascii="Times New Roman" w:hAnsi="Times New Roman" w:cs="Times New Roman"/>
+          <w:b/>
+        </w:rPr>
+        <w:t>2</w:t>
+      </w:r>
+      <w:r>
+        <w:rPr>
+          <w:rFonts w:ascii="Times New Roman" w:hAnsi="Times New Roman" w:cs="Times New Roman"/>
+          <w:b/>
+        </w:rPr>
+        <w:t>. Key Outcomes</w:t>
       </w:r>
     </w:p>
     <w:p>
@@ -2722,27 +2685,20 @@
     </w:p>
     <w:p>
       <w:pPr>
-        <w:rPr>
-          <w:rFonts w:ascii="Times New Roman" w:hAnsi="Times New Roman" w:cs="Times New Roman"/>
-          <w:b/>
-          <w:iCs/>
-        </w:rPr>
-      </w:pPr>
-      <w:r>
-        <w:rPr>
-          <w:rFonts w:ascii="Times New Roman" w:hAnsi="Times New Roman" w:cs="Times New Roman"/>
-          <w:b/>
-          <w:iCs/>
-        </w:rPr>
-        <w:t>2.3.</w:t>
-      </w:r>
-      <w:r>
-        <w:rPr>
-          <w:rFonts w:ascii="Times New Roman" w:hAnsi="Times New Roman" w:cs="Times New Roman"/>
-          <w:b/>
-          <w:iCs/>
-        </w:rPr>
-        <w:t>1</w:t>
+        <w:spacing w:line="240" w:lineRule="auto"/>
+        <w:rPr>
+          <w:rFonts w:ascii="Times New Roman" w:hAnsi="Times New Roman" w:cs="Times New Roman"/>
+          <w:b/>
+          <w:iCs/>
+        </w:rPr>
+      </w:pPr>
+      <w:r>
+        <w:rPr>
+          <w:rFonts w:ascii="Times New Roman" w:hAnsi="Times New Roman" w:cs="Times New Roman"/>
+          <w:b/>
+          <w:iCs/>
+        </w:rPr>
+        <w:t>2.3.1</w:t>
       </w:r>
       <w:r>
         <w:rPr>
@@ -2767,6 +2723,7 @@
           <w:ilvl w:val="0"/>
           <w:numId w:val="21"/>
         </w:numPr>
+        <w:spacing w:line="240" w:lineRule="auto"/>
         <w:rPr>
           <w:rFonts w:ascii="Times New Roman" w:hAnsi="Times New Roman" w:cs="Times New Roman"/>
           <w:bCs/>
@@ -2797,6 +2754,7 @@
           <w:ilvl w:val="0"/>
           <w:numId w:val="21"/>
         </w:numPr>
+        <w:spacing w:line="240" w:lineRule="auto"/>
         <w:rPr>
           <w:rFonts w:ascii="Times New Roman" w:hAnsi="Times New Roman" w:cs="Times New Roman"/>
           <w:bCs/>
@@ -2823,6 +2781,7 @@
     </w:p>
     <w:p>
       <w:pPr>
+        <w:spacing w:line="240" w:lineRule="auto"/>
         <w:ind w:left="720"/>
         <w:rPr>
           <w:rFonts w:ascii="Times New Roman" w:hAnsi="Times New Roman" w:cs="Times New Roman"/>
@@ -2833,35 +2792,20 @@
     </w:p>
     <w:p>
       <w:pPr>
-        <w:rPr>
-          <w:rFonts w:ascii="Times New Roman" w:hAnsi="Times New Roman" w:cs="Times New Roman"/>
-          <w:b/>
-          <w:iCs/>
-        </w:rPr>
-      </w:pPr>
-      <w:r>
-        <w:rPr>
-          <w:rFonts w:ascii="Times New Roman" w:hAnsi="Times New Roman" w:cs="Times New Roman"/>
-          <w:b/>
-          <w:iCs/>
-        </w:rPr>
-        <w:t>2.3.</w:t>
-      </w:r>
-      <w:r>
-        <w:rPr>
-          <w:rFonts w:ascii="Times New Roman" w:hAnsi="Times New Roman" w:cs="Times New Roman"/>
-          <w:b/>
-          <w:iCs/>
-        </w:rPr>
-        <w:t>2</w:t>
-      </w:r>
-      <w:r>
-        <w:rPr>
-          <w:rFonts w:ascii="Times New Roman" w:hAnsi="Times New Roman" w:cs="Times New Roman"/>
-          <w:b/>
-          <w:iCs/>
-        </w:rPr>
-        <w:t xml:space="preserve"> CI/CD Automation Tool</w:t>
+        <w:spacing w:line="240" w:lineRule="auto"/>
+        <w:rPr>
+          <w:rFonts w:ascii="Times New Roman" w:hAnsi="Times New Roman" w:cs="Times New Roman"/>
+          <w:b/>
+          <w:iCs/>
+        </w:rPr>
+      </w:pPr>
+      <w:r>
+        <w:rPr>
+          <w:rFonts w:ascii="Times New Roman" w:hAnsi="Times New Roman" w:cs="Times New Roman"/>
+          <w:b/>
+          <w:iCs/>
+        </w:rPr>
+        <w:t>2.3.2 CI/CD Automation Tool</w:t>
       </w:r>
     </w:p>
     <w:p>
@@ -2870,6 +2814,7 @@
           <w:ilvl w:val="0"/>
           <w:numId w:val="22"/>
         </w:numPr>
+        <w:spacing w:line="240" w:lineRule="auto"/>
         <w:rPr>
           <w:rFonts w:ascii="Times New Roman" w:hAnsi="Times New Roman" w:cs="Times New Roman"/>
           <w:bCs/>
@@ -2896,44 +2841,30 @@
     </w:p>
     <w:p>
       <w:pPr>
-        <w:rPr>
-          <w:rFonts w:ascii="Times New Roman" w:hAnsi="Times New Roman" w:cs="Times New Roman"/>
-          <w:bCs/>
-          <w:iCs/>
-        </w:rPr>
-      </w:pPr>
-    </w:p>
-    <w:p>
-      <w:pPr>
-        <w:rPr>
-          <w:rFonts w:ascii="Times New Roman" w:hAnsi="Times New Roman" w:cs="Times New Roman"/>
-          <w:b/>
-          <w:iCs/>
-        </w:rPr>
-      </w:pPr>
-      <w:r>
-        <w:rPr>
-          <w:rFonts w:ascii="Times New Roman" w:hAnsi="Times New Roman" w:cs="Times New Roman"/>
-          <w:b/>
-          <w:iCs/>
-        </w:rPr>
-        <w:t>2.3.</w:t>
-      </w:r>
-      <w:r>
-        <w:rPr>
-          <w:rFonts w:ascii="Times New Roman" w:hAnsi="Times New Roman" w:cs="Times New Roman"/>
-          <w:b/>
-          <w:iCs/>
-        </w:rPr>
-        <w:t>3</w:t>
-      </w:r>
-      <w:r>
-        <w:rPr>
-          <w:rFonts w:ascii="Times New Roman" w:hAnsi="Times New Roman" w:cs="Times New Roman"/>
-          <w:b/>
-          <w:iCs/>
-        </w:rPr>
-        <w:t xml:space="preserve"> Programming Language &amp; Framework</w:t>
+        <w:spacing w:line="240" w:lineRule="auto"/>
+        <w:rPr>
+          <w:rFonts w:ascii="Times New Roman" w:hAnsi="Times New Roman" w:cs="Times New Roman"/>
+          <w:bCs/>
+          <w:iCs/>
+        </w:rPr>
+      </w:pPr>
+    </w:p>
+    <w:p>
+      <w:pPr>
+        <w:spacing w:line="240" w:lineRule="auto"/>
+        <w:rPr>
+          <w:rFonts w:ascii="Times New Roman" w:hAnsi="Times New Roman" w:cs="Times New Roman"/>
+          <w:b/>
+          <w:iCs/>
+        </w:rPr>
+      </w:pPr>
+      <w:r>
+        <w:rPr>
+          <w:rFonts w:ascii="Times New Roman" w:hAnsi="Times New Roman" w:cs="Times New Roman"/>
+          <w:b/>
+          <w:iCs/>
+        </w:rPr>
+        <w:t>2.3.3 Programming Language &amp; Framework</w:t>
       </w:r>
     </w:p>
     <w:p>
@@ -2995,49 +2926,215 @@
           <w:iCs/>
         </w:rPr>
         <w:br/>
-        <w:t xml:space="preserve">Used to create an interactive web-based UI for the retail application. </w:t>
-      </w:r>
-    </w:p>
-    <w:p>
-      <w:pPr>
-        <w:rPr>
-          <w:rFonts w:ascii="Times New Roman" w:hAnsi="Times New Roman" w:cs="Times New Roman"/>
-          <w:bCs/>
-          <w:iCs/>
-        </w:rPr>
-      </w:pPr>
-    </w:p>
-    <w:p>
-      <w:pPr>
-        <w:rPr>
-          <w:rFonts w:ascii="Times New Roman" w:hAnsi="Times New Roman" w:cs="Times New Roman"/>
-          <w:b/>
-          <w:iCs/>
-        </w:rPr>
-      </w:pPr>
-      <w:r>
-        <w:rPr>
-          <w:rFonts w:ascii="Times New Roman" w:hAnsi="Times New Roman" w:cs="Times New Roman"/>
-          <w:b/>
-          <w:iCs/>
-        </w:rPr>
-        <w:t>2.3.</w:t>
-      </w:r>
-      <w:r>
-        <w:rPr>
-          <w:rFonts w:ascii="Times New Roman" w:hAnsi="Times New Roman" w:cs="Times New Roman"/>
-          <w:b/>
-          <w:iCs/>
-        </w:rPr>
-        <w:t>4</w:t>
-      </w:r>
-      <w:r>
-        <w:rPr>
-          <w:rFonts w:ascii="Times New Roman" w:hAnsi="Times New Roman" w:cs="Times New Roman"/>
-          <w:b/>
-          <w:iCs/>
-        </w:rPr>
-        <w:t xml:space="preserve"> Containerization Technology</w:t>
+        <w:t>Used to create an interactive web-based UI for the retail application.</w:t>
+      </w:r>
+    </w:p>
+    <w:p>
+      <w:pPr>
+        <w:pStyle w:val="ListParagraph"/>
+        <w:numPr>
+          <w:ilvl w:val="0"/>
+          <w:numId w:val="23"/>
+        </w:numPr>
+        <w:spacing w:after="0" w:line="360" w:lineRule="auto"/>
+        <w:rPr>
+          <w:rFonts w:ascii="Times New Roman" w:eastAsia="Times New Roman" w:hAnsi="Times New Roman" w:cs="Times New Roman"/>
+          <w:kern w:val="0"/>
+          <w:lang w:eastAsia="en-IN"/>
+        </w:rPr>
+      </w:pPr>
+      <w:r>
+        <w:rPr>
+          <w:rFonts w:ascii="Times New Roman" w:eastAsia="Times New Roman" w:hAnsi="Times New Roman" w:cs="Times New Roman"/>
+          <w:kern w:val="0"/>
+          <w:lang w:eastAsia="en-IN"/>
+        </w:rPr>
+        <w:t>Flask — REST API Server</w:t>
+      </w:r>
+      <w:r>
+        <w:rPr>
+          <w:rFonts w:ascii="Times New Roman" w:eastAsia="Times New Roman" w:hAnsi="Times New Roman" w:cs="Times New Roman"/>
+          <w:kern w:val="0"/>
+          <w:lang w:eastAsia="en-IN"/>
+        </w:rPr>
+        <w:br/>
+        <w:t xml:space="preserve">A lightweight web framework used to build RESTful APIs for handling client requests and managing communication between frontend and backend. </w:t>
+      </w:r>
+    </w:p>
+    <w:p>
+      <w:pPr>
+        <w:pStyle w:val="ListParagraph"/>
+        <w:numPr>
+          <w:ilvl w:val="0"/>
+          <w:numId w:val="23"/>
+        </w:numPr>
+        <w:spacing w:after="0" w:line="360" w:lineRule="auto"/>
+        <w:rPr>
+          <w:rFonts w:ascii="Times New Roman" w:eastAsia="Times New Roman" w:hAnsi="Times New Roman" w:cs="Times New Roman"/>
+          <w:kern w:val="0"/>
+          <w:lang w:eastAsia="en-IN"/>
+        </w:rPr>
+      </w:pPr>
+      <w:proofErr w:type="spellStart"/>
+      <w:r>
+        <w:rPr>
+          <w:rFonts w:ascii="Times New Roman" w:eastAsia="Times New Roman" w:hAnsi="Times New Roman" w:cs="Times New Roman"/>
+          <w:kern w:val="0"/>
+          <w:lang w:eastAsia="en-IN"/>
+        </w:rPr>
+        <w:t>CrewAI</w:t>
+      </w:r>
+      <w:proofErr w:type="spellEnd"/>
+      <w:r>
+        <w:rPr>
+          <w:rFonts w:ascii="Times New Roman" w:eastAsia="Times New Roman" w:hAnsi="Times New Roman" w:cs="Times New Roman"/>
+          <w:kern w:val="0"/>
+          <w:lang w:eastAsia="en-IN"/>
+        </w:rPr>
+        <w:t xml:space="preserve"> — AI Agents</w:t>
+      </w:r>
+      <w:r>
+        <w:rPr>
+          <w:rFonts w:ascii="Times New Roman" w:eastAsia="Times New Roman" w:hAnsi="Times New Roman" w:cs="Times New Roman"/>
+          <w:kern w:val="0"/>
+          <w:lang w:eastAsia="en-IN"/>
+        </w:rPr>
+        <w:br/>
+        <w:t xml:space="preserve">Enables the use of autonomous AI agents to perform intelligent tasks such as data processing, decision-making, and workflow automation. </w:t>
+      </w:r>
+    </w:p>
+    <w:p>
+      <w:pPr>
+        <w:pStyle w:val="ListParagraph"/>
+        <w:numPr>
+          <w:ilvl w:val="0"/>
+          <w:numId w:val="23"/>
+        </w:numPr>
+        <w:spacing w:after="0" w:line="360" w:lineRule="auto"/>
+        <w:rPr>
+          <w:rFonts w:ascii="Times New Roman" w:eastAsia="Times New Roman" w:hAnsi="Times New Roman" w:cs="Times New Roman"/>
+          <w:kern w:val="0"/>
+          <w:lang w:eastAsia="en-IN"/>
+        </w:rPr>
+      </w:pPr>
+      <w:r>
+        <w:rPr>
+          <w:rFonts w:ascii="Times New Roman" w:eastAsia="Times New Roman" w:hAnsi="Times New Roman" w:cs="Times New Roman"/>
+          <w:kern w:val="0"/>
+          <w:lang w:eastAsia="en-IN"/>
+        </w:rPr>
+        <w:t>MongoDB — Database</w:t>
+      </w:r>
+      <w:r>
+        <w:rPr>
+          <w:rFonts w:ascii="Times New Roman" w:eastAsia="Times New Roman" w:hAnsi="Times New Roman" w:cs="Times New Roman"/>
+          <w:kern w:val="0"/>
+          <w:lang w:eastAsia="en-IN"/>
+        </w:rPr>
+        <w:br/>
+        <w:t xml:space="preserve">A NoSQL database used to store and manage unstructured or semi-structured data efficiently with high scalability. </w:t>
+      </w:r>
+    </w:p>
+    <w:p>
+      <w:pPr>
+        <w:pStyle w:val="ListParagraph"/>
+        <w:numPr>
+          <w:ilvl w:val="0"/>
+          <w:numId w:val="23"/>
+        </w:numPr>
+        <w:spacing w:line="360" w:lineRule="auto"/>
+        <w:rPr>
+          <w:rFonts w:ascii="Times New Roman" w:hAnsi="Times New Roman" w:cs="Times New Roman"/>
+          <w:iCs/>
+        </w:rPr>
+      </w:pPr>
+      <w:r>
+        <w:rPr>
+          <w:rFonts w:ascii="Times New Roman" w:eastAsia="Times New Roman" w:hAnsi="Times New Roman" w:cs="Times New Roman"/>
+          <w:kern w:val="0"/>
+          <w:lang w:eastAsia="en-IN"/>
+        </w:rPr>
+        <w:t xml:space="preserve">Selenium / </w:t>
+      </w:r>
+      <w:proofErr w:type="spellStart"/>
+      <w:r>
+        <w:rPr>
+          <w:rFonts w:ascii="Times New Roman" w:eastAsia="Times New Roman" w:hAnsi="Times New Roman" w:cs="Times New Roman"/>
+          <w:kern w:val="0"/>
+          <w:lang w:eastAsia="en-IN"/>
+        </w:rPr>
+        <w:t>BeautifulSoup</w:t>
+      </w:r>
+      <w:proofErr w:type="spellEnd"/>
+      <w:r>
+        <w:rPr>
+          <w:rFonts w:ascii="Times New Roman" w:eastAsia="Times New Roman" w:hAnsi="Times New Roman" w:cs="Times New Roman"/>
+          <w:kern w:val="0"/>
+          <w:lang w:eastAsia="en-IN"/>
+        </w:rPr>
+        <w:t xml:space="preserve"> — Web Scraping</w:t>
+      </w:r>
+      <w:r>
+        <w:rPr>
+          <w:rFonts w:ascii="Times New Roman" w:eastAsia="Times New Roman" w:hAnsi="Times New Roman" w:cs="Times New Roman"/>
+          <w:kern w:val="0"/>
+          <w:lang w:eastAsia="en-IN"/>
+        </w:rPr>
+        <w:br/>
+        <w:t xml:space="preserve">Used for extracting data from websites, where Selenium handles dynamic content and </w:t>
+      </w:r>
+      <w:proofErr w:type="spellStart"/>
+      <w:r>
+        <w:rPr>
+          <w:rFonts w:ascii="Times New Roman" w:eastAsia="Times New Roman" w:hAnsi="Times New Roman" w:cs="Times New Roman"/>
+          <w:kern w:val="0"/>
+          <w:lang w:eastAsia="en-IN"/>
+        </w:rPr>
+        <w:t>BeautifulSoup</w:t>
+      </w:r>
+      <w:proofErr w:type="spellEnd"/>
+      <w:r>
+        <w:rPr>
+          <w:rFonts w:ascii="Times New Roman" w:eastAsia="Times New Roman" w:hAnsi="Times New Roman" w:cs="Times New Roman"/>
+          <w:kern w:val="0"/>
+          <w:lang w:eastAsia="en-IN"/>
+        </w:rPr>
+        <w:t xml:space="preserve"> parses HTML data.</w:t>
+      </w:r>
+    </w:p>
+    <w:p>
+      <w:pPr>
+        <w:rPr>
+          <w:rFonts w:ascii="Times New Roman" w:hAnsi="Times New Roman" w:cs="Times New Roman"/>
+          <w:bCs/>
+          <w:iCs/>
+        </w:rPr>
+      </w:pPr>
+    </w:p>
+    <w:p>
+      <w:pPr>
+        <w:rPr>
+          <w:rFonts w:ascii="Times New Roman" w:hAnsi="Times New Roman" w:cs="Times New Roman"/>
+          <w:bCs/>
+          <w:iCs/>
+        </w:rPr>
+      </w:pPr>
+    </w:p>
+    <w:p>
+      <w:pPr>
+        <w:rPr>
+          <w:rFonts w:ascii="Times New Roman" w:hAnsi="Times New Roman" w:cs="Times New Roman"/>
+          <w:b/>
+          <w:iCs/>
+        </w:rPr>
+      </w:pPr>
+      <w:r>
+        <w:rPr>
+          <w:rFonts w:ascii="Times New Roman" w:hAnsi="Times New Roman" w:cs="Times New Roman"/>
+          <w:b/>
+          <w:iCs/>
+        </w:rPr>
+        <w:t>2.3.4 Containerization Technology</w:t>
       </w:r>
     </w:p>
     <w:p>
@@ -3093,23 +3190,7 @@
           <w:b/>
           <w:iCs/>
         </w:rPr>
-        <w:t>2.3.</w:t>
-      </w:r>
-      <w:r>
-        <w:rPr>
-          <w:rFonts w:ascii="Times New Roman" w:hAnsi="Times New Roman" w:cs="Times New Roman"/>
-          <w:b/>
-          <w:iCs/>
-        </w:rPr>
-        <w:t>5</w:t>
-      </w:r>
-      <w:r>
-        <w:rPr>
-          <w:rFonts w:ascii="Times New Roman" w:hAnsi="Times New Roman" w:cs="Times New Roman"/>
-          <w:b/>
-          <w:iCs/>
-        </w:rPr>
-        <w:t xml:space="preserve"> Cloud Platform &amp; Infrastructure</w:t>
+        <w:t>2.3.5 Cloud Platform &amp; Infrastructure</w:t>
       </w:r>
     </w:p>
     <w:p>
@@ -3225,23 +3306,7 @@
           <w:b/>
           <w:iCs/>
         </w:rPr>
-        <w:t>2.3.</w:t>
-      </w:r>
-      <w:r>
-        <w:rPr>
-          <w:rFonts w:ascii="Times New Roman" w:hAnsi="Times New Roman" w:cs="Times New Roman"/>
-          <w:b/>
-          <w:iCs/>
-        </w:rPr>
-        <w:t xml:space="preserve">6 </w:t>
-      </w:r>
-      <w:r>
-        <w:rPr>
-          <w:rFonts w:ascii="Times New Roman" w:hAnsi="Times New Roman" w:cs="Times New Roman"/>
-          <w:b/>
-          <w:iCs/>
-        </w:rPr>
-        <w:t>Testing &amp; Code Quality Tools</w:t>
+        <w:t>2.3.6 Testing &amp; Code Quality Tools</w:t>
       </w:r>
     </w:p>
     <w:p>
@@ -3416,7 +3481,23 @@
         <w:t>Results &amp; Output</w:t>
       </w:r>
     </w:p>
-    <w:p/>
+    <w:p>
+      <w:pPr>
+        <w:rPr>
+          <w:sz w:val="28"/>
+          <w:szCs w:val="28"/>
+        </w:rPr>
+      </w:pPr>
+      <w:r>
+        <w:rPr>
+          <w:rFonts w:ascii="Times New Roman" w:hAnsi="Times New Roman" w:cs="Times New Roman"/>
+          <w:b/>
+          <w:sz w:val="28"/>
+          <w:szCs w:val="28"/>
+        </w:rPr>
+        <w:t>3.1. Screenshots / Outputs</w:t>
+      </w:r>
+    </w:p>
     <w:p>
       <w:pPr>
         <w:rPr>
@@ -3453,9 +3534,31 @@
           <w:rFonts w:ascii="Times New Roman" w:hAnsi="Times New Roman" w:cs="Times New Roman"/>
         </w:rPr>
       </w:pPr>
-      <w:r>
-        <w:rPr>
-          <w:rFonts w:ascii="Times New Roman" w:hAnsi="Times New Roman" w:cs="Times New Roman"/>
+    </w:p>
+    <w:p>
+      <w:pPr>
+        <w:rPr>
+          <w:rFonts w:ascii="Times New Roman" w:hAnsi="Times New Roman" w:cs="Times New Roman"/>
+        </w:rPr>
+      </w:pPr>
+    </w:p>
+    <w:p>
+      <w:pPr>
+        <w:rPr>
+          <w:rFonts w:ascii="Times New Roman" w:hAnsi="Times New Roman" w:cs="Times New Roman"/>
+        </w:rPr>
+      </w:pPr>
+    </w:p>
+    <w:p>
+      <w:pPr>
+        <w:rPr>
+          <w:rFonts w:ascii="Times New Roman" w:hAnsi="Times New Roman" w:cs="Times New Roman"/>
+        </w:rPr>
+      </w:pPr>
+      <w:r>
+        <w:rPr>
+          <w:rFonts w:ascii="Times New Roman" w:hAnsi="Times New Roman" w:cs="Times New Roman"/>
+          <w:noProof/>
         </w:rPr>
         <w:drawing>
           <wp:inline distT="0" distB="0" distL="0" distR="0" wp14:anchorId="130785BB" wp14:editId="6D4FC52E">
@@ -3529,7 +3632,9 @@
         </w:rPr>
       </w:pPr>
       <w:r>
-        <w:lastRenderedPageBreak/>
+        <w:rPr>
+          <w:noProof/>
+        </w:rPr>
         <w:drawing>
           <wp:inline distT="0" distB="0" distL="0" distR="0" wp14:anchorId="1E7AE97A" wp14:editId="625B8D7C">
             <wp:extent cx="5731510" cy="3437890"/>
@@ -3637,6 +3742,26 @@
           <w:szCs w:val="18"/>
         </w:rPr>
       </w:pPr>
+    </w:p>
+    <w:p>
+      <w:pPr>
+        <w:rPr>
+          <w:rFonts w:ascii="Times New Roman" w:hAnsi="Times New Roman" w:cs="Times New Roman"/>
+          <w:bCs/>
+          <w:iCs/>
+          <w:szCs w:val="18"/>
+        </w:rPr>
+      </w:pPr>
+    </w:p>
+    <w:p>
+      <w:pPr>
+        <w:rPr>
+          <w:rFonts w:ascii="Times New Roman" w:hAnsi="Times New Roman" w:cs="Times New Roman"/>
+          <w:bCs/>
+          <w:iCs/>
+          <w:szCs w:val="18"/>
+        </w:rPr>
+      </w:pPr>
       <w:r>
         <w:rPr>
           <w:noProof/>
@@ -3710,34 +3835,12 @@
           <w:szCs w:val="18"/>
         </w:rPr>
       </w:pPr>
-    </w:p>
-    <w:p>
-      <w:pPr>
-        <w:rPr>
-          <w:rFonts w:ascii="Times New Roman" w:hAnsi="Times New Roman" w:cs="Times New Roman"/>
-          <w:b/>
-          <w:iCs/>
-          <w:sz w:val="28"/>
-          <w:szCs w:val="20"/>
-        </w:rPr>
-      </w:pPr>
-    </w:p>
-    <w:p>
-      <w:pPr>
-        <w:rPr>
-          <w:rFonts w:ascii="Times New Roman" w:hAnsi="Times New Roman" w:cs="Times New Roman"/>
-          <w:b/>
-          <w:iCs/>
-          <w:sz w:val="28"/>
-          <w:szCs w:val="20"/>
-        </w:rPr>
-      </w:pPr>
       <w:r>
         <w:rPr>
           <w:noProof/>
         </w:rPr>
         <w:drawing>
-          <wp:inline distT="0" distB="0" distL="0" distR="0" wp14:anchorId="366E8DAC" wp14:editId="4056F0AA">
+          <wp:inline distT="0" distB="0" distL="0" distR="0" wp14:anchorId="6812345C" wp14:editId="4C106CD3">
             <wp:extent cx="5731510" cy="643255"/>
             <wp:effectExtent l="0" t="0" r="2540" b="4445"/>
             <wp:docPr id="187677008" name="Picture 7"/>
@@ -3802,17 +3905,6 @@
         <w:rPr>
           <w:rFonts w:ascii="Times New Roman" w:hAnsi="Times New Roman" w:cs="Times New Roman"/>
           <w:b/>
-          <w:iCs/>
-          <w:sz w:val="28"/>
-          <w:szCs w:val="20"/>
-        </w:rPr>
-      </w:pPr>
-    </w:p>
-    <w:p>
-      <w:pPr>
-        <w:rPr>
-          <w:rFonts w:ascii="Times New Roman" w:hAnsi="Times New Roman" w:cs="Times New Roman"/>
-          <w:b/>
           <w:bCs/>
           <w:iCs/>
           <w:szCs w:val="18"/>
@@ -3862,6 +3954,7 @@
           <w:rFonts w:ascii="Times New Roman" w:hAnsi="Times New Roman" w:cs="Times New Roman"/>
           <w:bCs/>
           <w:iCs/>
+          <w:noProof/>
           <w:szCs w:val="18"/>
         </w:rPr>
         <w:drawing>
@@ -3981,6 +4074,7 @@
         <w:rPr>
           <w:rFonts w:ascii="Times New Roman" w:hAnsi="Times New Roman" w:cs="Times New Roman"/>
           <w:bCs/>
+          <w:noProof/>
           <w:szCs w:val="18"/>
         </w:rPr>
         <w:drawing>
@@ -4046,19 +4140,22 @@
       <w:pPr>
         <w:rPr>
           <w:rFonts w:ascii="Times New Roman" w:hAnsi="Times New Roman" w:cs="Times New Roman"/>
-          <w:bCs/>
+          <w:b/>
+          <w:bCs/>
+          <w:iCs/>
           <w:szCs w:val="18"/>
         </w:rPr>
       </w:pPr>
-    </w:p>
-    <w:p>
-      <w:pPr>
-        <w:rPr>
-          <w:rFonts w:ascii="Times New Roman" w:hAnsi="Times New Roman" w:cs="Times New Roman"/>
-          <w:bCs/>
+      <w:r>
+        <w:rPr>
+          <w:rFonts w:ascii="Times New Roman" w:hAnsi="Times New Roman" w:cs="Times New Roman"/>
+          <w:b/>
+          <w:bCs/>
+          <w:iCs/>
           <w:szCs w:val="18"/>
         </w:rPr>
-      </w:pPr>
+        <w:t>Fig 3.5: Deployed Application Accessible via Public IP Address</w:t>
+      </w:r>
     </w:p>
     <w:p>
       <w:pPr>
@@ -4068,57 +4165,28 @@
           <w:szCs w:val="18"/>
         </w:rPr>
       </w:pPr>
-    </w:p>
-    <w:p>
-      <w:pPr>
-        <w:rPr>
-          <w:rFonts w:ascii="Times New Roman" w:hAnsi="Times New Roman" w:cs="Times New Roman"/>
-          <w:b/>
-          <w:bCs/>
-          <w:iCs/>
+      <w:r>
+        <w:rPr>
+          <w:rFonts w:ascii="Times New Roman" w:hAnsi="Times New Roman" w:cs="Times New Roman"/>
+          <w:bCs/>
           <w:szCs w:val="18"/>
         </w:rPr>
-      </w:pPr>
-      <w:r>
-        <w:rPr>
-          <w:rFonts w:ascii="Times New Roman" w:hAnsi="Times New Roman" w:cs="Times New Roman"/>
-          <w:b/>
-          <w:bCs/>
-          <w:iCs/>
+        <w:t>The figure demonstrates that the application is successfully deployed and accessible through the public IP address, confirming end-to-end pipeline execution.</w:t>
+      </w:r>
+    </w:p>
+    <w:p>
+      <w:pPr>
+        <w:rPr>
+          <w:rFonts w:ascii="Times New Roman" w:hAnsi="Times New Roman" w:cs="Times New Roman"/>
+          <w:bCs/>
           <w:szCs w:val="18"/>
         </w:rPr>
-        <w:t>Fig 3.5: Deployed Application Accessible via Public IP Address</w:t>
-      </w:r>
-    </w:p>
-    <w:p>
-      <w:pPr>
-        <w:rPr>
-          <w:rFonts w:ascii="Times New Roman" w:hAnsi="Times New Roman" w:cs="Times New Roman"/>
-          <w:bCs/>
-          <w:szCs w:val="18"/>
-        </w:rPr>
-      </w:pPr>
-      <w:r>
-        <w:rPr>
-          <w:rFonts w:ascii="Times New Roman" w:hAnsi="Times New Roman" w:cs="Times New Roman"/>
-          <w:bCs/>
-          <w:szCs w:val="18"/>
-        </w:rPr>
-        <w:t>The figure demonstrates that the application is successfully deployed and accessible through the public IP address, confirming end-to-end pipeline execution.</w:t>
-      </w:r>
-    </w:p>
-    <w:p>
-      <w:pPr>
-        <w:rPr>
-          <w:rFonts w:ascii="Times New Roman" w:hAnsi="Times New Roman" w:cs="Times New Roman"/>
-          <w:bCs/>
-          <w:szCs w:val="18"/>
-        </w:rPr>
-      </w:pPr>
-      <w:r>
-        <w:rPr>
-          <w:rFonts w:ascii="Times New Roman" w:hAnsi="Times New Roman" w:cs="Times New Roman"/>
-          <w:bCs/>
+      </w:pPr>
+      <w:r>
+        <w:rPr>
+          <w:rFonts w:ascii="Times New Roman" w:hAnsi="Times New Roman" w:cs="Times New Roman"/>
+          <w:bCs/>
+          <w:noProof/>
           <w:szCs w:val="18"/>
         </w:rPr>
         <w:drawing>
@@ -4172,7 +4240,7 @@
         <w:pStyle w:val="ListParagraph"/>
         <w:numPr>
           <w:ilvl w:val="1"/>
-          <w:numId w:val="15"/>
+          <w:numId w:val="29"/>
         </w:numPr>
         <w:rPr>
           <w:rFonts w:ascii="Times New Roman" w:hAnsi="Times New Roman" w:cs="Times New Roman"/>
@@ -4215,6 +4283,11 @@
       <w:pPr>
         <w:pStyle w:val="NormalWeb"/>
       </w:pPr>
+    </w:p>
+    <w:p>
+      <w:pPr>
+        <w:pStyle w:val="NormalWeb"/>
+      </w:pPr>
       <w:r>
         <w:t>The project demonstrates the effective use of DevOps practices, including continuous integration, automated testing, and continuous deployment. This leads to faster release cycles and improved code quality.</w:t>
       </w:r>
@@ -4234,16 +4307,6 @@
       <w:r>
         <w:t>The integration of multiple tools such as version control systems, CI/CD pipelines, containerization platforms, and cloud services reflects real-world industry practices.</w:t>
       </w:r>
-    </w:p>
-    <w:p>
-      <w:pPr>
-        <w:pStyle w:val="NormalWeb"/>
-      </w:pPr>
-    </w:p>
-    <w:p>
-      <w:pPr>
-        <w:pStyle w:val="NormalWeb"/>
-      </w:pPr>
     </w:p>
     <w:p>
       <w:pPr>
@@ -4369,6 +4432,22 @@
     </w:p>
     <w:p>
       <w:pPr>
+        <w:spacing w:line="360" w:lineRule="auto"/>
+        <w:rPr>
+          <w:rFonts w:ascii="Times New Roman" w:hAnsi="Times New Roman" w:cs="Times New Roman"/>
+        </w:rPr>
+      </w:pPr>
+    </w:p>
+    <w:p>
+      <w:pPr>
+        <w:spacing w:line="360" w:lineRule="auto"/>
+        <w:rPr>
+          <w:rFonts w:ascii="Times New Roman" w:hAnsi="Times New Roman" w:cs="Times New Roman"/>
+        </w:rPr>
+      </w:pPr>
+    </w:p>
+    <w:p>
+      <w:pPr>
         <w:pStyle w:val="Heading1"/>
         <w:spacing w:line="360" w:lineRule="auto"/>
         <w:rPr>
@@ -4426,20 +4505,6 @@
       <w:pPr>
         <w:rPr>
           <w:rFonts w:ascii="Times New Roman" w:hAnsi="Times New Roman" w:cs="Times New Roman"/>
-        </w:rPr>
-      </w:pPr>
-    </w:p>
-    <w:p>
-      <w:pPr>
-        <w:rPr>
-          <w:rFonts w:ascii="Times New Roman" w:hAnsi="Times New Roman" w:cs="Times New Roman"/>
-        </w:rPr>
-      </w:pPr>
-    </w:p>
-    <w:p>
-      <w:pPr>
-        <w:rPr>
-          <w:rFonts w:ascii="Times New Roman" w:hAnsi="Times New Roman" w:cs="Times New Roman"/>
           <w:b/>
           <w:bCs/>
         </w:rPr>
@@ -4613,57 +4678,6 @@
         </w:rPr>
         <w:t>The CI/CD pipeline can be improved by adding advanced testing methodologies such as performance testing and automated regression testing. This ensures that new updates do not negatively impact existing functionalities and improves overall application reliability.</w:t>
       </w:r>
-    </w:p>
-    <w:p>
-      <w:pPr>
-        <w:rPr>
-          <w:rFonts w:ascii="Times New Roman" w:hAnsi="Times New Roman" w:cs="Times New Roman"/>
-        </w:rPr>
-      </w:pPr>
-    </w:p>
-    <w:p>
-      <w:pPr>
-        <w:rPr>
-          <w:rFonts w:ascii="Times New Roman" w:hAnsi="Times New Roman" w:cs="Times New Roman"/>
-          <w:b/>
-          <w:bCs/>
-        </w:rPr>
-      </w:pPr>
-      <w:r>
-        <w:rPr>
-          <w:rFonts w:ascii="Times New Roman" w:hAnsi="Times New Roman" w:cs="Times New Roman"/>
-          <w:b/>
-          <w:bCs/>
-        </w:rPr>
-        <w:t>5.7 Functional Enhancements</w:t>
-      </w:r>
-    </w:p>
-    <w:p>
-      <w:pPr>
-        <w:rPr>
-          <w:rFonts w:ascii="Times New Roman" w:hAnsi="Times New Roman" w:cs="Times New Roman"/>
-        </w:rPr>
-      </w:pPr>
-      <w:r>
-        <w:rPr>
-          <w:rFonts w:ascii="Times New Roman" w:hAnsi="Times New Roman" w:cs="Times New Roman"/>
-        </w:rPr>
-        <w:t>From an application perspective, additional features can be integrated into the user interface to improve user experience. Enhancing data processing capabilities and integrating external APIs can provide more accurate and meaningful insights to users.</w:t>
-      </w:r>
-    </w:p>
-    <w:p>
-      <w:pPr>
-        <w:rPr>
-          <w:rFonts w:ascii="Times New Roman" w:hAnsi="Times New Roman" w:cs="Times New Roman"/>
-        </w:rPr>
-      </w:pPr>
-    </w:p>
-    <w:p>
-      <w:pPr>
-        <w:rPr>
-          <w:rFonts w:ascii="Times New Roman" w:hAnsi="Times New Roman" w:cs="Times New Roman"/>
-        </w:rPr>
-      </w:pPr>
     </w:p>
     <w:p>
       <w:pPr>
@@ -8149,6 +8163,119 @@
     </w:lvl>
   </w:abstractNum>
   <w:abstractNum w:abstractNumId="25" w15:restartNumberingAfterBreak="0">
+    <w:nsid w:val="703038B7"/>
+    <w:multiLevelType w:val="multilevel"/>
+    <w:tmpl w:val="0FCE9D16"/>
+    <w:lvl w:ilvl="0">
+      <w:start w:val="3"/>
+      <w:numFmt w:val="decimal"/>
+      <w:lvlText w:val="%1"/>
+      <w:lvlJc w:val="left"/>
+      <w:pPr>
+        <w:ind w:left="360" w:hanging="360"/>
+      </w:pPr>
+      <w:rPr>
+        <w:rFonts w:hint="default"/>
+      </w:rPr>
+    </w:lvl>
+    <w:lvl w:ilvl="1">
+      <w:start w:val="2"/>
+      <w:numFmt w:val="decimal"/>
+      <w:lvlText w:val="%1.%2"/>
+      <w:lvlJc w:val="left"/>
+      <w:pPr>
+        <w:ind w:left="360" w:hanging="360"/>
+      </w:pPr>
+      <w:rPr>
+        <w:rFonts w:hint="default"/>
+      </w:rPr>
+    </w:lvl>
+    <w:lvl w:ilvl="2">
+      <w:start w:val="1"/>
+      <w:numFmt w:val="decimal"/>
+      <w:lvlText w:val="%1.%2.%3"/>
+      <w:lvlJc w:val="left"/>
+      <w:pPr>
+        <w:ind w:left="720" w:hanging="720"/>
+      </w:pPr>
+      <w:rPr>
+        <w:rFonts w:hint="default"/>
+      </w:rPr>
+    </w:lvl>
+    <w:lvl w:ilvl="3">
+      <w:start w:val="1"/>
+      <w:numFmt w:val="decimal"/>
+      <w:lvlText w:val="%1.%2.%3.%4"/>
+      <w:lvlJc w:val="left"/>
+      <w:pPr>
+        <w:ind w:left="1080" w:hanging="1080"/>
+      </w:pPr>
+      <w:rPr>
+        <w:rFonts w:hint="default"/>
+      </w:rPr>
+    </w:lvl>
+    <w:lvl w:ilvl="4">
+      <w:start w:val="1"/>
+      <w:numFmt w:val="decimal"/>
+      <w:lvlText w:val="%1.%2.%3.%4.%5"/>
+      <w:lvlJc w:val="left"/>
+      <w:pPr>
+        <w:ind w:left="1080" w:hanging="1080"/>
+      </w:pPr>
+      <w:rPr>
+        <w:rFonts w:hint="default"/>
+      </w:rPr>
+    </w:lvl>
+    <w:lvl w:ilvl="5">
+      <w:start w:val="1"/>
+      <w:numFmt w:val="decimal"/>
+      <w:lvlText w:val="%1.%2.%3.%4.%5.%6"/>
+      <w:lvlJc w:val="left"/>
+      <w:pPr>
+        <w:ind w:left="1440" w:hanging="1440"/>
+      </w:pPr>
+      <w:rPr>
+        <w:rFonts w:hint="default"/>
+      </w:rPr>
+    </w:lvl>
+    <w:lvl w:ilvl="6">
+      <w:start w:val="1"/>
+      <w:numFmt w:val="decimal"/>
+      <w:lvlText w:val="%1.%2.%3.%4.%5.%6.%7"/>
+      <w:lvlJc w:val="left"/>
+      <w:pPr>
+        <w:ind w:left="1440" w:hanging="1440"/>
+      </w:pPr>
+      <w:rPr>
+        <w:rFonts w:hint="default"/>
+      </w:rPr>
+    </w:lvl>
+    <w:lvl w:ilvl="7">
+      <w:start w:val="1"/>
+      <w:numFmt w:val="decimal"/>
+      <w:lvlText w:val="%1.%2.%3.%4.%5.%6.%7.%8"/>
+      <w:lvlJc w:val="left"/>
+      <w:pPr>
+        <w:ind w:left="1800" w:hanging="1800"/>
+      </w:pPr>
+      <w:rPr>
+        <w:rFonts w:hint="default"/>
+      </w:rPr>
+    </w:lvl>
+    <w:lvl w:ilvl="8">
+      <w:start w:val="1"/>
+      <w:numFmt w:val="decimal"/>
+      <w:lvlText w:val="%1.%2.%3.%4.%5.%6.%7.%8.%9"/>
+      <w:lvlJc w:val="left"/>
+      <w:pPr>
+        <w:ind w:left="2160" w:hanging="2160"/>
+      </w:pPr>
+      <w:rPr>
+        <w:rFonts w:hint="default"/>
+      </w:rPr>
+    </w:lvl>
+  </w:abstractNum>
+  <w:abstractNum w:abstractNumId="26" w15:restartNumberingAfterBreak="0">
     <w:nsid w:val="790203E9"/>
     <w:multiLevelType w:val="multilevel"/>
     <w:tmpl w:val="6E36890E"/>
@@ -8297,7 +8424,7 @@
       </w:rPr>
     </w:lvl>
   </w:abstractNum>
-  <w:abstractNum w:abstractNumId="26" w15:restartNumberingAfterBreak="0">
+  <w:abstractNum w:abstractNumId="27" w15:restartNumberingAfterBreak="0">
     <w:nsid w:val="7B485E9F"/>
     <w:multiLevelType w:val="multilevel"/>
     <w:tmpl w:val="9422560C"/>
@@ -8410,7 +8537,7 @@
       </w:rPr>
     </w:lvl>
   </w:abstractNum>
-  <w:abstractNum w:abstractNumId="27" w15:restartNumberingAfterBreak="0">
+  <w:abstractNum w:abstractNumId="28" w15:restartNumberingAfterBreak="0">
     <w:nsid w:val="7DED400D"/>
     <w:multiLevelType w:val="hybridMultilevel"/>
     <w:tmpl w:val="07CA201A"/>
@@ -8515,7 +8642,7 @@
     <w:abstractNumId w:val="14"/>
   </w:num>
   <w:num w:numId="5" w16cid:durableId="466899871">
-    <w:abstractNumId w:val="27"/>
+    <w:abstractNumId w:val="28"/>
   </w:num>
   <w:num w:numId="6" w16cid:durableId="1513716286">
     <w:abstractNumId w:val="24"/>
@@ -8545,7 +8672,7 @@
     <w:abstractNumId w:val="5"/>
   </w:num>
   <w:num w:numId="15" w16cid:durableId="153373041">
-    <w:abstractNumId w:val="26"/>
+    <w:abstractNumId w:val="27"/>
   </w:num>
   <w:num w:numId="16" w16cid:durableId="1909265164">
     <w:abstractNumId w:val="21"/>
@@ -8575,7 +8702,7 @@
     <w:abstractNumId w:val="16"/>
   </w:num>
   <w:num w:numId="25" w16cid:durableId="554663349">
-    <w:abstractNumId w:val="25"/>
+    <w:abstractNumId w:val="26"/>
   </w:num>
   <w:num w:numId="26" w16cid:durableId="1203862934">
     <w:abstractNumId w:val="18"/>
@@ -8585,6 +8712,9 @@
   </w:num>
   <w:num w:numId="28" w16cid:durableId="748965243">
     <w:abstractNumId w:val="0"/>
+  </w:num>
+  <w:num w:numId="29" w16cid:durableId="1794517943">
+    <w:abstractNumId w:val="25"/>
   </w:num>
 </w:numbering>
 </file>
@@ -9190,6 +9320,7 @@
   <w:style w:type="character" w:default="1" w:styleId="DefaultParagraphFont">
     <w:name w:val="Default Paragraph Font"/>
     <w:uiPriority w:val="1"/>
+    <w:semiHidden/>
     <w:unhideWhenUsed/>
   </w:style>
   <w:style w:type="table" w:default="1" w:styleId="TableNormal">
